--- a/docs/entrevistas/Entrevista E10.docx
+++ b/docs/entrevistas/Entrevista E10.docx
@@ -15,7 +15,7 @@
           <w:szCs w:val="30"/>
           <w:rtl w:val="0"/>
         </w:rPr>
-        <w:t xml:space="preserve">C.57</w:t>
+        <w:t xml:space="preserve">E10</w:t>
       </w:r>
       <w:r>
         <w:rPr>

--- a/docs/entrevistas/Entrevista E10.docx
+++ b/docs/entrevistas/Entrevista E10.docx
@@ -697,7 +697,7 @@
           <w:szCs w:val="21"/>
           <w:rtl w:val="0"/>
         </w:rPr>
-        <w:t xml:space="preserve">Frecuencia: pañales 3x/año. Pero: toallitas y crema de escaras "más seguido, uno no se da ni cuenta" → ojo, subregistra los ítems chicos.</w:t>
+        <w:t xml:space="preserve">Frecuencia: pañales 3x/año. Pero: toallitas y crema para la piel "más seguido, uno no se da ni cuenta" → ojo, subregistra los ítems chicos.</w:t>
       </w:r>
       <w:r>
         <w:rPr>
@@ -1105,7 +1105,7 @@
           <w:szCs w:val="21"/>
           <w:rtl w:val="0"/>
         </w:rPr>
-        <w:t xml:space="preserve">Conocimiento tácito: leer incomodidad por movimiento de la mano (madre casi no habla).</w:t>
+        <w:t xml:space="preserve">Conocimiento tácito: leer incomodidad por movimiento de la mano (madre se comunica poco con palabras).</w:t>
       </w:r>
       <w:r>
         <w:rPr>
@@ -1655,7 +1655,7 @@
           <w:szCs w:val="21"/>
           <w:rtl w:val="0"/>
         </w:rPr>
-        <w:t xml:space="preserve">P21 — privacidad: sí hay algo. Incontinencia. Razón: dignidad de la madre (fue profesora). Preocupa que lo lea un sobrino.</w:t>
+        <w:t xml:space="preserve">P21 — privacidad: sí hay algo. El apoyo para ir al baño. Razón: dignidad de la madre (fue profesora). Preocupa que lo lea un sobrino.</w:t>
       </w:r>
       <w:r>
         <w:rPr>
@@ -1894,7 +1894,7 @@
           <w:szCs w:val="21"/>
           <w:rtl w:val="0"/>
         </w:rPr>
-        <w:t xml:space="preserve">pañales ~$26.000 (4 paquetes) / toallitas ~$9.000 / crema escaras ~$12.000 / suplemento nutricional ~$28.000</w:t>
+        <w:t xml:space="preserve">pañales ~$26.000 (4 paquetes) / toallitas ~$9.000 / crema para la piel ~$12.000 / suplemento nutricional ~$28.000</w:t>
       </w:r>
       <w:r>
         <w:rPr>
@@ -2729,13 +2729,13 @@
           <w:szCs w:val="21"/>
           <w:rtl w:val="0"/>
         </w:rPr>
-        <w:t xml:space="preserve">P34 — </w:t>
-      </w:r>
-      <w:r>
-        <w:rPr>
-          <w:rtl w:val="0"/>
-        </w:rPr>
-        <w:t xml:space="preserve">Yo la contacto, antigua paciente en contexto de demencia</w:t>
+        <w:t xml:space="preserve">P34 — Yo la contacto, contacto de mi red profesional</w:t>
+      </w:r>
+      <w:r>
+        <w:rPr>
+          <w:rtl w:val="0"/>
+        </w:rPr>
+        <w:t xml:space="preserve"/>
       </w:r>
       <w:r>
         <w:rPr>
@@ -3230,13 +3230,13 @@
           <w:szCs w:val="21"/>
           <w:rtl w:val="0"/>
         </w:rPr>
-        <w:t xml:space="preserve">· Cómo se llegó a esta persona: </w:t>
-      </w:r>
-      <w:r>
-        <w:rPr>
-          <w:rtl w:val="0"/>
-        </w:rPr>
-        <w:t xml:space="preserve">yo la contacto, antigua paciente.</w:t>
+        <w:t xml:space="preserve">· Cómo se llegó a esta persona: yo la contacto, red profesional.</w:t>
+      </w:r>
+      <w:r>
+        <w:rPr>
+          <w:rtl w:val="0"/>
+        </w:rPr>
+        <w:t xml:space="preserve"/>
       </w:r>
     </w:p>
     <w:sectPr>
